--- a/teacher/02-data/02-representation/worksheet-02-02-representation-lesson1.docx
+++ b/teacher/02-data/02-representation/worksheet-02-02-representation-lesson1.docx
@@ -137,7 +137,7 @@
                 <w:sz w:val="21"/>
                 <w:szCs w:val="21"/>
               </w:rPr>
-              <w:t xml:space="preserve">그림으로 보면</w:t>
+              <w:t xml:space="preserve">글자로 보면</w:t>
             </w:r>
           </w:p>
         </w:tc>
@@ -161,7 +161,7 @@
                 <w:sz w:val="21"/>
                 <w:szCs w:val="21"/>
               </w:rPr>
-              <w:t xml:space="preserve">글자로 보면</w:t>
+              <w:t xml:space="preserve">수로 보면</w:t>
             </w:r>
           </w:p>
         </w:tc>
@@ -185,7 +185,7 @@
                 <w:sz w:val="21"/>
                 <w:szCs w:val="21"/>
               </w:rPr>
-              <w:t xml:space="preserve">수로 보면</w:t>
+              <w:t xml:space="preserve">그림으로 보면</w:t>
             </w:r>
           </w:p>
         </w:tc>
@@ -405,7 +405,7 @@
           <w:sz w:val="22"/>
           <w:szCs w:val="22"/>
         </w:rPr>
-        <w:t xml:space="preserve">칸을 딱 하나만 바꿔 보세요. 그림·글자·수는 각각 얼마나 달라졌나요?</w:t>
+        <w:t xml:space="preserve">칸을 딱 하나만 바꿔 보세요. 글자·수·그림은 각각 얼마나 달라졌나요?</w:t>
       </w:r>
     </w:p>
     <w:p>
@@ -858,7 +858,7 @@
           <w:sz w:val="22"/>
           <w:szCs w:val="22"/>
         </w:rPr>
-        <w:t xml:space="preserve">격자를 모두 0, 모두 1로 했을 때 그림·글자·수 해석은 각각 무엇이었나요? (활동 1의 표를 문장으로)</w:t>
+        <w:t xml:space="preserve">격자를 모두 0, 모두 1로 했을 때 글자·수·그림 해석은 각각 무엇이었나요? (활동 1의 표를 문장으로)</w:t>
       </w:r>
     </w:p>
     <w:p>

--- a/teacher/02-data/02-representation/worksheet-02-02-representation-lesson1.docx
+++ b/teacher/02-data/02-representation/worksheet-02-02-representation-lesson1.docx
@@ -14,7 +14,7 @@
           <w:sz w:val="36"/>
           <w:szCs w:val="36"/>
         </w:rPr>
-        <w:t xml:space="preserve">그림일까, 글자일까, 수일까? — 발견 기록</w:t>
+        <w:t xml:space="preserve">그림일까, 글자일까, 수일까? — 발견 기록지</w:t>
       </w:r>
     </w:p>
     <w:p>

--- a/teacher/02-data/02-representation/worksheet-02-02-representation-lesson1.docx
+++ b/teacher/02-data/02-representation/worksheet-02-02-representation-lesson1.docx
@@ -6,6 +6,46 @@
       <w:pPr>
         <w:spacing w:after="100"/>
       </w:pPr>
+      <w:r>
+        <w:drawing>
+          <wp:inline distT="0" distB="0" distL="0" distR="0">
+            <wp:extent cx="347472" cy="347472"/>
+            <wp:effectExtent l="0" t="0" r="0" b="0"/>
+            <wp:docPr id="9001" name="단원 그림" descr=""/>
+            <wp:cNvGraphicFramePr>
+              <a:graphicFrameLocks xmlns:a="http://schemas.openxmlformats.org/drawingml/2006/main" noChangeAspect="1"/>
+            </wp:cNvGraphicFramePr>
+            <a:graphic xmlns:a="http://schemas.openxmlformats.org/drawingml/2006/main">
+              <a:graphicData uri="http://schemas.openxmlformats.org/drawingml/2006/picture">
+                <pic:pic xmlns:pic="http://schemas.openxmlformats.org/drawingml/2006/picture">
+                  <pic:nvPicPr>
+                    <pic:cNvPr id="0" name="unit-icon.png"/>
+                    <pic:cNvPicPr/>
+                  </pic:nvPicPr>
+                  <pic:blipFill>
+                    <a:blip r:embed="rIdUnitIcon"/>
+                    <a:stretch>
+                      <a:fillRect/>
+                    </a:stretch>
+                  </pic:blipFill>
+                  <pic:spPr>
+                    <a:xfrm>
+                      <a:off x="0" y="0"/>
+                      <a:ext cx="347472" cy="347472"/>
+                    </a:xfrm>
+                    <a:prstGeom prst="rect">
+                      <a:avLst/>
+                    </a:prstGeom>
+                  </pic:spPr>
+                </pic:pic>
+              </a:graphicData>
+            </a:graphic>
+          </wp:inline>
+        </w:drawing>
+      </w:r>
+      <w:r>
+        <w:t xml:space="preserve"> </w:t>
+      </w:r>
       <w:r>
         <w:rPr>
           <w:rFonts w:ascii="Malgun Gothic" w:cs="Malgun Gothic" w:eastAsia="Malgun Gothic" w:hAnsi="Malgun Gothic"/>
